--- a/Пошаговая инструкция по локальному развёртыванию.docx
+++ b/Пошаговая инструкция по локальному развёртыванию.docx
@@ -63,19 +63,7 @@
           <w:rPr>
             <w:rStyle w:val="ac"/>
           </w:rPr>
-          <w:t xml:space="preserve">официального </w:t>
-        </w:r>
-        <w:r>
-          <w:rPr>
-            <w:rStyle w:val="ac"/>
-          </w:rPr>
-          <w:t>с</w:t>
-        </w:r>
-        <w:r>
-          <w:rPr>
-            <w:rStyle w:val="ac"/>
-          </w:rPr>
-          <w:t>айта</w:t>
+          <w:t>официального сайта</w:t>
         </w:r>
       </w:hyperlink>
       <w:r>
@@ -195,6 +183,9 @@
     </w:p>
     <w:p>
       <w:r>
+        <w:rPr>
+          <w:noProof/>
+        </w:rPr>
         <w:drawing>
           <wp:inline distT="0" distB="0" distL="0" distR="0" wp14:anchorId="222FB28A" wp14:editId="5E165836">
             <wp:extent cx="5940425" cy="805180"/>
@@ -258,6 +249,9 @@
     </w:p>
     <w:p>
       <w:r>
+        <w:rPr>
+          <w:noProof/>
+        </w:rPr>
         <w:drawing>
           <wp:inline distT="0" distB="0" distL="0" distR="0" wp14:anchorId="65D33A02" wp14:editId="29EAF5EB">
             <wp:extent cx="5940425" cy="753745"/>
@@ -297,6 +291,9 @@
     </w:p>
     <w:p>
       <w:r>
+        <w:rPr>
+          <w:noProof/>
+        </w:rPr>
         <w:drawing>
           <wp:inline distT="0" distB="0" distL="0" distR="0" wp14:anchorId="1C0C7CD8" wp14:editId="3719658D">
             <wp:extent cx="5940425" cy="689610"/>
@@ -336,6 +333,9 @@
     </w:p>
     <w:p>
       <w:r>
+        <w:rPr>
+          <w:noProof/>
+        </w:rPr>
         <w:drawing>
           <wp:inline distT="0" distB="0" distL="0" distR="0" wp14:anchorId="6EA9B6D2" wp14:editId="3489D879">
             <wp:extent cx="5940425" cy="823595"/>
@@ -419,6 +419,9 @@
     </w:p>
     <w:p>
       <w:r>
+        <w:rPr>
+          <w:noProof/>
+        </w:rPr>
         <w:lastRenderedPageBreak/>
         <w:drawing>
           <wp:inline distT="0" distB="0" distL="0" distR="0" wp14:anchorId="329F9F8D" wp14:editId="0BCFF5BB">
@@ -467,6 +470,9 @@
     </w:p>
     <w:p>
       <w:r>
+        <w:rPr>
+          <w:noProof/>
+        </w:rPr>
         <w:drawing>
           <wp:inline distT="0" distB="0" distL="0" distR="0" wp14:anchorId="560BCA01" wp14:editId="5D241264">
             <wp:extent cx="5940425" cy="795655"/>
@@ -526,11 +532,14 @@
     </w:p>
     <w:p>
       <w:r>
+        <w:rPr>
+          <w:noProof/>
+        </w:rPr>
         <w:drawing>
-          <wp:inline distT="0" distB="0" distL="0" distR="0" wp14:anchorId="47FDCD21" wp14:editId="36CA5E9F">
-            <wp:extent cx="5940425" cy="907415"/>
-            <wp:effectExtent l="0" t="0" r="3175" b="6985"/>
-            <wp:docPr id="782640545" name="Рисунок 1"/>
+          <wp:inline distT="0" distB="0" distL="0" distR="0" wp14:anchorId="76C7E8A5" wp14:editId="0B673E92">
+            <wp:extent cx="5940425" cy="931545"/>
+            <wp:effectExtent l="0" t="0" r="3175" b="1905"/>
+            <wp:docPr id="423172848" name="Рисунок 1"/>
             <wp:cNvGraphicFramePr>
               <a:graphicFrameLocks xmlns:a="http://schemas.openxmlformats.org/drawingml/2006/main" noChangeAspect="1"/>
             </wp:cNvGraphicFramePr>
@@ -538,7 +547,7 @@
               <a:graphicData uri="http://schemas.openxmlformats.org/drawingml/2006/picture">
                 <pic:pic xmlns:pic="http://schemas.openxmlformats.org/drawingml/2006/picture">
                   <pic:nvPicPr>
-                    <pic:cNvPr id="782640545" name=""/>
+                    <pic:cNvPr id="423172848" name=""/>
                     <pic:cNvPicPr/>
                   </pic:nvPicPr>
                   <pic:blipFill>
@@ -550,7 +559,7 @@
                   <pic:spPr>
                     <a:xfrm>
                       <a:off x="0" y="0"/>
-                      <a:ext cx="5940425" cy="907415"/>
+                      <a:ext cx="5940425" cy="931545"/>
                     </a:xfrm>
                     <a:prstGeom prst="rect">
                       <a:avLst/>
@@ -585,6 +594,9 @@
     </w:p>
     <w:p>
       <w:r>
+        <w:rPr>
+          <w:noProof/>
+        </w:rPr>
         <w:drawing>
           <wp:inline distT="0" distB="0" distL="0" distR="0" wp14:anchorId="62D2751F" wp14:editId="5867DE29">
             <wp:extent cx="5940425" cy="1978660"/>
@@ -629,6 +641,9 @@
     </w:p>
     <w:p>
       <w:r>
+        <w:rPr>
+          <w:noProof/>
+        </w:rPr>
         <w:drawing>
           <wp:inline distT="0" distB="0" distL="0" distR="0" wp14:anchorId="77136FB5" wp14:editId="4E4B74CC">
             <wp:extent cx="5940425" cy="760730"/>
@@ -735,6 +750,9 @@
     </w:p>
     <w:p>
       <w:r>
+        <w:rPr>
+          <w:noProof/>
+        </w:rPr>
         <w:lastRenderedPageBreak/>
         <w:drawing>
           <wp:inline distT="0" distB="0" distL="0" distR="0" wp14:anchorId="5393AE2E" wp14:editId="186CED64">
@@ -793,6 +811,9 @@
     </w:p>
     <w:p>
       <w:r>
+        <w:rPr>
+          <w:noProof/>
+        </w:rPr>
         <w:drawing>
           <wp:inline distT="0" distB="0" distL="0" distR="0" wp14:anchorId="0DD329E4" wp14:editId="5BEB79EB">
             <wp:extent cx="5940425" cy="715645"/>
@@ -857,6 +878,9 @@
     </w:p>
     <w:p>
       <w:r>
+        <w:rPr>
+          <w:noProof/>
+        </w:rPr>
         <w:drawing>
           <wp:inline distT="0" distB="0" distL="0" distR="0" wp14:anchorId="4257C472" wp14:editId="441F08AC">
             <wp:extent cx="5940425" cy="721995"/>
@@ -900,11 +924,6 @@
       </w:r>
     </w:p>
     <w:p>
-      <w:pPr>
-        <w:rPr>
-          <w:lang w:val="en-US"/>
-        </w:rPr>
-      </w:pPr>
       <w:r>
         <w:t xml:space="preserve">Сохраните </w:t>
       </w:r>
@@ -954,6 +973,9 @@
         </w:rPr>
       </w:pPr>
       <w:r>
+        <w:rPr>
+          <w:noProof/>
+        </w:rPr>
         <w:drawing>
           <wp:inline distT="0" distB="0" distL="0" distR="0" wp14:anchorId="1C485B9B" wp14:editId="37714CFC">
             <wp:extent cx="5940425" cy="782955"/>
@@ -992,11 +1014,6 @@
       </w:r>
     </w:p>
     <w:p>
-      <w:pPr>
-        <w:rPr>
-          <w:lang w:val="en-US"/>
-        </w:rPr>
-      </w:pPr>
       <w:r>
         <w:t>Если миграции прошли успешно, все необходимые таблицы будут созданы в вашей базе данных.</w:t>
       </w:r>
@@ -1031,6 +1048,9 @@
     </w:p>
     <w:p>
       <w:r>
+        <w:rPr>
+          <w:noProof/>
+        </w:rPr>
         <w:drawing>
           <wp:inline distT="0" distB="0" distL="0" distR="0" wp14:anchorId="14B10D6B" wp14:editId="096FE49E">
             <wp:extent cx="5940425" cy="790575"/>
@@ -1084,6 +1104,9 @@
     </w:p>
     <w:p>
       <w:r>
+        <w:rPr>
+          <w:noProof/>
+        </w:rPr>
         <w:lastRenderedPageBreak/>
         <w:drawing>
           <wp:inline distT="0" distB="0" distL="0" distR="0" wp14:anchorId="2CBFD780" wp14:editId="5CDE6A31">
@@ -1122,6 +1145,569 @@
         </w:drawing>
       </w:r>
     </w:p>
+    <w:p/>
+    <w:p>
+      <w:pPr>
+        <w:rPr>
+          <w:b/>
+          <w:bCs/>
+        </w:rPr>
+      </w:pPr>
+      <w:r>
+        <w:rPr>
+          <w:rFonts w:cs="Segoe UI Emoji"/>
+          <w:b/>
+          <w:bCs/>
+        </w:rPr>
+        <w:t>9</w:t>
+      </w:r>
+      <w:r>
+        <w:rPr>
+          <w:rFonts w:cs="Segoe UI Emoji"/>
+          <w:b/>
+          <w:bCs/>
+        </w:rPr>
+        <w:t xml:space="preserve">. </w:t>
+      </w:r>
+      <w:r>
+        <w:rPr>
+          <w:b/>
+          <w:bCs/>
+        </w:rPr>
+        <w:t xml:space="preserve"> Подключение к базе данных через </w:t>
+      </w:r>
+      <w:proofErr w:type="spellStart"/>
+      <w:r>
+        <w:rPr>
+          <w:b/>
+          <w:bCs/>
+        </w:rPr>
+        <w:t>DBeaver</w:t>
+      </w:r>
+      <w:proofErr w:type="spellEnd"/>
+      <w:r>
+        <w:rPr>
+          <w:b/>
+          <w:bCs/>
+        </w:rPr>
+        <w:t xml:space="preserve"> </w:t>
+      </w:r>
+    </w:p>
+    <w:p>
+      <w:proofErr w:type="spellStart"/>
+      <w:r>
+        <w:t>DBeaver</w:t>
+      </w:r>
+      <w:proofErr w:type="spellEnd"/>
+      <w:r>
+        <w:t xml:space="preserve"> — бесплатный универсальный инструмент для работы с базами данных. Он позволяет просматривать таблицы, выполнять SQL-запросы и анализировать данные.</w:t>
+      </w:r>
+    </w:p>
+    <w:p>
+      <w:pPr>
+        <w:rPr>
+          <w:b/>
+          <w:bCs/>
+        </w:rPr>
+      </w:pPr>
+      <w:r>
+        <w:rPr>
+          <w:b/>
+          <w:bCs/>
+        </w:rPr>
+        <w:t xml:space="preserve">Установка </w:t>
+      </w:r>
+      <w:proofErr w:type="spellStart"/>
+      <w:r>
+        <w:rPr>
+          <w:b/>
+          <w:bCs/>
+        </w:rPr>
+        <w:t>DBeaver</w:t>
+      </w:r>
+      <w:proofErr w:type="spellEnd"/>
+    </w:p>
+    <w:p>
+      <w:pPr>
+        <w:numPr>
+          <w:ilvl w:val="0"/>
+          <w:numId w:val="4"/>
+        </w:numPr>
+      </w:pPr>
+      <w:r>
+        <w:t>Перейдите на официальный сайт: </w:t>
+      </w:r>
+      <w:hyperlink r:id="rId24" w:tgtFrame="_blank" w:history="1">
+        <w:r>
+          <w:rPr>
+            <w:rStyle w:val="ac"/>
+          </w:rPr>
+          <w:t>https://dbeaver.io/download/</w:t>
+        </w:r>
+      </w:hyperlink>
+    </w:p>
+    <w:p>
+      <w:pPr>
+        <w:numPr>
+          <w:ilvl w:val="0"/>
+          <w:numId w:val="4"/>
+        </w:numPr>
+      </w:pPr>
+      <w:r>
+        <w:t>Скачайте версию для Windows (обычно .</w:t>
+      </w:r>
+      <w:proofErr w:type="spellStart"/>
+      <w:r>
+        <w:t>exe</w:t>
+      </w:r>
+      <w:proofErr w:type="spellEnd"/>
+      <w:r>
+        <w:t> </w:t>
+      </w:r>
+      <w:proofErr w:type="spellStart"/>
+      <w:r>
+        <w:t>installer</w:t>
+      </w:r>
+      <w:proofErr w:type="spellEnd"/>
+      <w:r>
+        <w:t>).</w:t>
+      </w:r>
+    </w:p>
+    <w:p>
+      <w:pPr>
+        <w:numPr>
+          <w:ilvl w:val="0"/>
+          <w:numId w:val="4"/>
+        </w:numPr>
+      </w:pPr>
+      <w:r>
+        <w:t>Запустите установщик и следуйте инструкциям (можно оставить все параметры по умолчанию).</w:t>
+      </w:r>
+    </w:p>
+    <w:p>
+      <w:pPr>
+        <w:rPr>
+          <w:b/>
+          <w:bCs/>
+        </w:rPr>
+      </w:pPr>
+      <w:r>
+        <w:rPr>
+          <w:b/>
+          <w:bCs/>
+        </w:rPr>
+        <w:t xml:space="preserve">Создание подключения к </w:t>
+      </w:r>
+      <w:proofErr w:type="spellStart"/>
+      <w:r>
+        <w:rPr>
+          <w:b/>
+          <w:bCs/>
+        </w:rPr>
+        <w:t>PostgreSQL</w:t>
+      </w:r>
+      <w:proofErr w:type="spellEnd"/>
+    </w:p>
+    <w:p>
+      <w:pPr>
+        <w:numPr>
+          <w:ilvl w:val="0"/>
+          <w:numId w:val="5"/>
+        </w:numPr>
+      </w:pPr>
+      <w:r>
+        <w:t xml:space="preserve">Запустите </w:t>
+      </w:r>
+      <w:proofErr w:type="spellStart"/>
+      <w:r>
+        <w:t>DBeaver</w:t>
+      </w:r>
+      <w:proofErr w:type="spellEnd"/>
+      <w:r>
+        <w:t>.</w:t>
+      </w:r>
+    </w:p>
+    <w:p>
+      <w:pPr>
+        <w:numPr>
+          <w:ilvl w:val="0"/>
+          <w:numId w:val="5"/>
+        </w:numPr>
+      </w:pPr>
+      <w:r>
+        <w:t>Нажмите на иконку </w:t>
+      </w:r>
+      <w:r>
+        <w:rPr>
+          <w:b/>
+          <w:bCs/>
+        </w:rPr>
+        <w:t>«Новое соединение»</w:t>
+      </w:r>
+      <w:r>
+        <w:t> (лампочка с плюсом) или выберите в меню </w:t>
+      </w:r>
+      <w:r>
+        <w:rPr>
+          <w:b/>
+          <w:bCs/>
+        </w:rPr>
+        <w:t>База данных → Новое соединение</w:t>
+      </w:r>
+      <w:r>
+        <w:t>.</w:t>
+      </w:r>
+    </w:p>
+    <w:p>
+      <w:pPr>
+        <w:numPr>
+          <w:ilvl w:val="0"/>
+          <w:numId w:val="5"/>
+        </w:numPr>
+      </w:pPr>
+      <w:r>
+        <w:t>В списке драйверов выберите </w:t>
+      </w:r>
+      <w:proofErr w:type="spellStart"/>
+      <w:r>
+        <w:rPr>
+          <w:b/>
+          <w:bCs/>
+        </w:rPr>
+        <w:t>PostgreSQL</w:t>
+      </w:r>
+      <w:proofErr w:type="spellEnd"/>
+      <w:r>
+        <w:t> и нажмите </w:t>
+      </w:r>
+      <w:r>
+        <w:rPr>
+          <w:b/>
+          <w:bCs/>
+        </w:rPr>
+        <w:t>Далее</w:t>
+      </w:r>
+      <w:r>
+        <w:t>.</w:t>
+      </w:r>
+    </w:p>
+    <w:p>
+      <w:pPr>
+        <w:numPr>
+          <w:ilvl w:val="0"/>
+          <w:numId w:val="5"/>
+        </w:numPr>
+      </w:pPr>
+      <w:r>
+        <w:t>Заполните параметры подключения:</w:t>
+      </w:r>
+    </w:p>
+    <w:p>
+      <w:pPr>
+        <w:numPr>
+          <w:ilvl w:val="1"/>
+          <w:numId w:val="5"/>
+        </w:numPr>
+      </w:pPr>
+      <w:r>
+        <w:rPr>
+          <w:b/>
+          <w:bCs/>
+        </w:rPr>
+        <w:t>Host:</w:t>
+      </w:r>
+      <w:r>
+        <w:t> </w:t>
+      </w:r>
+      <w:proofErr w:type="spellStart"/>
+      <w:r>
+        <w:t>localhost</w:t>
+      </w:r>
+      <w:proofErr w:type="spellEnd"/>
+    </w:p>
+    <w:p>
+      <w:pPr>
+        <w:numPr>
+          <w:ilvl w:val="1"/>
+          <w:numId w:val="5"/>
+        </w:numPr>
+      </w:pPr>
+      <w:r>
+        <w:rPr>
+          <w:b/>
+          <w:bCs/>
+        </w:rPr>
+        <w:t>Port:</w:t>
+      </w:r>
+      <w:r>
+        <w:t> 5432</w:t>
+      </w:r>
+    </w:p>
+    <w:p>
+      <w:pPr>
+        <w:numPr>
+          <w:ilvl w:val="1"/>
+          <w:numId w:val="5"/>
+        </w:numPr>
+      </w:pPr>
+      <w:r>
+        <w:rPr>
+          <w:b/>
+          <w:bCs/>
+        </w:rPr>
+        <w:t>Database:</w:t>
+      </w:r>
+      <w:r>
+        <w:t> </w:t>
+      </w:r>
+      <w:proofErr w:type="spellStart"/>
+      <w:r>
+        <w:t>pvz_db</w:t>
+      </w:r>
+      <w:proofErr w:type="spellEnd"/>
+    </w:p>
+    <w:p>
+      <w:pPr>
+        <w:numPr>
+          <w:ilvl w:val="1"/>
+          <w:numId w:val="5"/>
+        </w:numPr>
+      </w:pPr>
+      <w:r>
+        <w:rPr>
+          <w:b/>
+          <w:bCs/>
+        </w:rPr>
+        <w:t>User:</w:t>
+      </w:r>
+      <w:r>
+        <w:t> </w:t>
+      </w:r>
+      <w:proofErr w:type="spellStart"/>
+      <w:r>
+        <w:t>pvz_user</w:t>
+      </w:r>
+      <w:proofErr w:type="spellEnd"/>
+    </w:p>
+    <w:p>
+      <w:pPr>
+        <w:numPr>
+          <w:ilvl w:val="1"/>
+          <w:numId w:val="5"/>
+        </w:numPr>
+      </w:pPr>
+      <w:r>
+        <w:rPr>
+          <w:b/>
+          <w:bCs/>
+        </w:rPr>
+        <w:t>Password:</w:t>
+      </w:r>
+      <w:r>
+        <w:t xml:space="preserve"> пароль, который вы указали в </w:t>
+      </w:r>
+      <w:proofErr w:type="gramStart"/>
+      <w:r>
+        <w:t>файле .</w:t>
+      </w:r>
+      <w:proofErr w:type="spellStart"/>
+      <w:r>
+        <w:t>env</w:t>
+      </w:r>
+      <w:proofErr w:type="spellEnd"/>
+      <w:proofErr w:type="gramEnd"/>
+      <w:r>
+        <w:t> (например, </w:t>
+      </w:r>
+      <w:proofErr w:type="spellStart"/>
+      <w:r>
+        <w:t>your_secure_password</w:t>
+      </w:r>
+      <w:proofErr w:type="spellEnd"/>
+      <w:r>
+        <w:t>)</w:t>
+      </w:r>
+    </w:p>
+    <w:p>
+      <w:pPr>
+        <w:numPr>
+          <w:ilvl w:val="1"/>
+          <w:numId w:val="5"/>
+        </w:numPr>
+      </w:pPr>
+      <w:r>
+        <w:rPr>
+          <w:b/>
+          <w:bCs/>
+        </w:rPr>
+        <w:t xml:space="preserve">Save </w:t>
+      </w:r>
+      <w:proofErr w:type="spellStart"/>
+      <w:r>
+        <w:rPr>
+          <w:b/>
+          <w:bCs/>
+        </w:rPr>
+        <w:t>password</w:t>
+      </w:r>
+      <w:proofErr w:type="spellEnd"/>
+      <w:r>
+        <w:rPr>
+          <w:b/>
+          <w:bCs/>
+        </w:rPr>
+        <w:t>:</w:t>
+      </w:r>
+      <w:r>
+        <w:t> можно поставить галочку, чтобы не вводить каждый раз.</w:t>
+      </w:r>
+    </w:p>
+    <w:p>
+      <w:pPr>
+        <w:numPr>
+          <w:ilvl w:val="0"/>
+          <w:numId w:val="5"/>
+        </w:numPr>
+      </w:pPr>
+      <w:r>
+        <w:t>Нажмите </w:t>
+      </w:r>
+      <w:r>
+        <w:rPr>
+          <w:b/>
+          <w:bCs/>
+        </w:rPr>
+        <w:t>Test Connection</w:t>
+      </w:r>
+      <w:r>
+        <w:t>. Если всё настроено правильно, вы увидите сообщение об успешном подключении.</w:t>
+      </w:r>
+    </w:p>
+    <w:p>
+      <w:pPr>
+        <w:numPr>
+          <w:ilvl w:val="0"/>
+          <w:numId w:val="5"/>
+        </w:numPr>
+      </w:pPr>
+      <w:r>
+        <w:t>Нажмите </w:t>
+      </w:r>
+      <w:r>
+        <w:rPr>
+          <w:b/>
+          <w:bCs/>
+        </w:rPr>
+        <w:t>Готово</w:t>
+      </w:r>
+      <w:r>
+        <w:t xml:space="preserve">. Теперь в левой панели </w:t>
+      </w:r>
+      <w:proofErr w:type="spellStart"/>
+      <w:r>
+        <w:t>DBeaver</w:t>
+      </w:r>
+      <w:proofErr w:type="spellEnd"/>
+      <w:r>
+        <w:t xml:space="preserve"> появится ваша база данных, где вы сможете просматривать таблицы (</w:t>
+      </w:r>
+      <w:proofErr w:type="spellStart"/>
+      <w:r>
+        <w:t>public</w:t>
+      </w:r>
+      <w:proofErr w:type="spellEnd"/>
+      <w:r>
+        <w:t xml:space="preserve"> → </w:t>
+      </w:r>
+      <w:proofErr w:type="spellStart"/>
+      <w:r>
+        <w:t>Tables</w:t>
+      </w:r>
+      <w:proofErr w:type="spellEnd"/>
+      <w:r>
+        <w:t>), выполнять SQL-запросы и экспортировать данные.</w:t>
+      </w:r>
+    </w:p>
+    <w:p>
+      <w:pPr>
+        <w:rPr>
+          <w:b/>
+          <w:bCs/>
+        </w:rPr>
+      </w:pPr>
+      <w:r>
+        <w:rPr>
+          <w:b/>
+          <w:bCs/>
+        </w:rPr>
+        <w:t xml:space="preserve">Что можно делать в </w:t>
+      </w:r>
+      <w:proofErr w:type="spellStart"/>
+      <w:r>
+        <w:rPr>
+          <w:b/>
+          <w:bCs/>
+        </w:rPr>
+        <w:t>DBeaver</w:t>
+      </w:r>
+      <w:proofErr w:type="spellEnd"/>
+    </w:p>
+    <w:p>
+      <w:pPr>
+        <w:numPr>
+          <w:ilvl w:val="0"/>
+          <w:numId w:val="6"/>
+        </w:numPr>
+      </w:pPr>
+      <w:r>
+        <w:t>Просматривать структуру таблиц (столбцы, типы, индексы).</w:t>
+      </w:r>
+    </w:p>
+    <w:p>
+      <w:pPr>
+        <w:numPr>
+          <w:ilvl w:val="0"/>
+          <w:numId w:val="6"/>
+        </w:numPr>
+      </w:pPr>
+      <w:r>
+        <w:t>Выполнять произвольные SQL-запросы (правый клик на базе → </w:t>
+      </w:r>
+      <w:r>
+        <w:rPr>
+          <w:b/>
+          <w:bCs/>
+        </w:rPr>
+        <w:t>SQL Editor</w:t>
+      </w:r>
+      <w:r>
+        <w:t>).</w:t>
+      </w:r>
+    </w:p>
+    <w:p>
+      <w:pPr>
+        <w:numPr>
+          <w:ilvl w:val="0"/>
+          <w:numId w:val="6"/>
+        </w:numPr>
+      </w:pPr>
+      <w:r>
+        <w:lastRenderedPageBreak/>
+        <w:t>Экспортировать результаты запросов в CSV, Excel и другие форматы.</w:t>
+      </w:r>
+    </w:p>
+    <w:p>
+      <w:pPr>
+        <w:numPr>
+          <w:ilvl w:val="0"/>
+          <w:numId w:val="6"/>
+        </w:numPr>
+      </w:pPr>
+      <w:r>
+        <w:t>Визуализировать данные (для аналитики).</w:t>
+      </w:r>
+    </w:p>
+    <w:p/>
     <w:sectPr>
       <w:pgSz w:w="11906" w:h="16838"/>
       <w:pgMar w:top="1134" w:right="850" w:bottom="1134" w:left="1701" w:header="708" w:footer="708" w:gutter="0"/>
@@ -1185,6 +1771,119 @@
 <file path=word/numbering.xml><?xml version="1.0" encoding="utf-8"?>
 <w:numbering xmlns:wpc="http://schemas.microsoft.com/office/word/2010/wordprocessingCanvas" xmlns:cx="http://schemas.microsoft.com/office/drawing/2014/chartex" xmlns:cx1="http://schemas.microsoft.com/office/drawing/2015/9/8/chartex" xmlns:cx2="http://schemas.microsoft.com/office/drawing/2015/10/21/chartex" xmlns:cx3="http://schemas.microsoft.com/office/drawing/2016/5/9/chartex" xmlns:cx4="http://schemas.microsoft.com/office/drawing/2016/5/10/chartex" xmlns:cx5="http://schemas.microsoft.com/office/drawing/2016/5/11/chartex" xmlns:cx6="http://schemas.microsoft.com/office/drawing/2016/5/12/chartex" xmlns:cx7="http://schemas.microsoft.com/office/drawing/2016/5/13/chartex" xmlns:cx8="http://schemas.microsoft.com/office/drawing/2016/5/14/chartex" xmlns:mc="http://schemas.openxmlformats.org/markup-compatibility/2006" xmlns:aink="http://schemas.microsoft.com/office/drawing/2016/ink" xmlns:am3d="http://schemas.microsoft.com/office/drawing/2017/model3d" xmlns:o="urn:schemas-microsoft-com:office:office" xmlns:oel="http://schemas.microsoft.com/office/2019/extlst" xmlns:r="http://schemas.openxmlformats.org/officeDocument/2006/relationships" xmlns:m="http://schemas.openxmlformats.org/officeDocument/2006/math" xmlns:v="urn:schemas-microsoft-com:vml" xmlns:wp14="http://schemas.microsoft.com/office/word/2010/wordprocessingDrawing" xmlns:wp="http://schemas.openxmlformats.org/drawingml/2006/wordprocessingDrawing" xmlns:w10="urn:schemas-microsoft-com:office:word" xmlns:w="http://schemas.openxmlformats.org/wordprocessingml/2006/main" xmlns:w14="http://schemas.microsoft.com/office/word/2010/wordml" xmlns:w15="http://schemas.microsoft.com/office/word/2012/wordml" xmlns:w16cex="http://schemas.microsoft.com/office/word/2018/wordml/cex" xmlns:w16cid="http://schemas.microsoft.com/office/word/2016/wordml/cid" xmlns:w16="http://schemas.microsoft.com/office/word/2018/wordml" xmlns:w16du="http://schemas.microsoft.com/office/word/2023/wordml/word16du" xmlns:w16sdtdh="http://schemas.microsoft.com/office/word/2020/wordml/sdtdatahash" xmlns:w16sdtfl="http://schemas.microsoft.com/office/word/2024/wordml/sdtformatlock" xmlns:w16se="http://schemas.microsoft.com/office/word/2015/wordml/symex" xmlns:wpg="http://schemas.microsoft.com/office/word/2010/wordprocessingGroup" xmlns:wpi="http://schemas.microsoft.com/office/word/2010/wordprocessingInk" xmlns:wne="http://schemas.microsoft.com/office/word/2006/wordml" xmlns:wps="http://schemas.microsoft.com/office/word/2010/wordprocessingShape" mc:Ignorable="w14 w15 w16se w16cid w16 w16cex w16sdtdh w16sdtfl w16du wp14">
   <w:abstractNum w:abstractNumId="0" w15:restartNumberingAfterBreak="0">
+    <w:nsid w:val="36EF3B49"/>
+    <w:multiLevelType w:val="multilevel"/>
+    <w:tmpl w:val="31CA791A"/>
+    <w:lvl w:ilvl="0">
+      <w:start w:val="1"/>
+      <w:numFmt w:val="decimal"/>
+      <w:lvlText w:val="%1."/>
+      <w:lvlJc w:val="left"/>
+      <w:pPr>
+        <w:tabs>
+          <w:tab w:val="num" w:pos="720"/>
+        </w:tabs>
+        <w:ind w:left="720" w:hanging="360"/>
+      </w:pPr>
+    </w:lvl>
+    <w:lvl w:ilvl="1" w:tentative="1">
+      <w:start w:val="1"/>
+      <w:numFmt w:val="decimal"/>
+      <w:lvlText w:val="%2."/>
+      <w:lvlJc w:val="left"/>
+      <w:pPr>
+        <w:tabs>
+          <w:tab w:val="num" w:pos="1440"/>
+        </w:tabs>
+        <w:ind w:left="1440" w:hanging="360"/>
+      </w:pPr>
+    </w:lvl>
+    <w:lvl w:ilvl="2" w:tentative="1">
+      <w:start w:val="1"/>
+      <w:numFmt w:val="decimal"/>
+      <w:lvlText w:val="%3."/>
+      <w:lvlJc w:val="left"/>
+      <w:pPr>
+        <w:tabs>
+          <w:tab w:val="num" w:pos="2160"/>
+        </w:tabs>
+        <w:ind w:left="2160" w:hanging="360"/>
+      </w:pPr>
+    </w:lvl>
+    <w:lvl w:ilvl="3" w:tentative="1">
+      <w:start w:val="1"/>
+      <w:numFmt w:val="decimal"/>
+      <w:lvlText w:val="%4."/>
+      <w:lvlJc w:val="left"/>
+      <w:pPr>
+        <w:tabs>
+          <w:tab w:val="num" w:pos="2880"/>
+        </w:tabs>
+        <w:ind w:left="2880" w:hanging="360"/>
+      </w:pPr>
+    </w:lvl>
+    <w:lvl w:ilvl="4" w:tentative="1">
+      <w:start w:val="1"/>
+      <w:numFmt w:val="decimal"/>
+      <w:lvlText w:val="%5."/>
+      <w:lvlJc w:val="left"/>
+      <w:pPr>
+        <w:tabs>
+          <w:tab w:val="num" w:pos="3600"/>
+        </w:tabs>
+        <w:ind w:left="3600" w:hanging="360"/>
+      </w:pPr>
+    </w:lvl>
+    <w:lvl w:ilvl="5" w:tentative="1">
+      <w:start w:val="1"/>
+      <w:numFmt w:val="decimal"/>
+      <w:lvlText w:val="%6."/>
+      <w:lvlJc w:val="left"/>
+      <w:pPr>
+        <w:tabs>
+          <w:tab w:val="num" w:pos="4320"/>
+        </w:tabs>
+        <w:ind w:left="4320" w:hanging="360"/>
+      </w:pPr>
+    </w:lvl>
+    <w:lvl w:ilvl="6" w:tentative="1">
+      <w:start w:val="1"/>
+      <w:numFmt w:val="decimal"/>
+      <w:lvlText w:val="%7."/>
+      <w:lvlJc w:val="left"/>
+      <w:pPr>
+        <w:tabs>
+          <w:tab w:val="num" w:pos="5040"/>
+        </w:tabs>
+        <w:ind w:left="5040" w:hanging="360"/>
+      </w:pPr>
+    </w:lvl>
+    <w:lvl w:ilvl="7" w:tentative="1">
+      <w:start w:val="1"/>
+      <w:numFmt w:val="decimal"/>
+      <w:lvlText w:val="%8."/>
+      <w:lvlJc w:val="left"/>
+      <w:pPr>
+        <w:tabs>
+          <w:tab w:val="num" w:pos="5760"/>
+        </w:tabs>
+        <w:ind w:left="5760" w:hanging="360"/>
+      </w:pPr>
+    </w:lvl>
+    <w:lvl w:ilvl="8" w:tentative="1">
+      <w:start w:val="1"/>
+      <w:numFmt w:val="decimal"/>
+      <w:lvlText w:val="%9."/>
+      <w:lvlJc w:val="left"/>
+      <w:pPr>
+        <w:tabs>
+          <w:tab w:val="num" w:pos="6480"/>
+        </w:tabs>
+        <w:ind w:left="6480" w:hanging="360"/>
+      </w:pPr>
+    </w:lvl>
+  </w:abstractNum>
+  <w:abstractNum w:abstractNumId="1" w15:restartNumberingAfterBreak="0">
     <w:nsid w:val="454060D5"/>
     <w:multiLevelType w:val="multilevel"/>
     <w:tmpl w:val="46D2406C"/>
@@ -1297,7 +1996,156 @@
       </w:pPr>
     </w:lvl>
   </w:abstractNum>
-  <w:abstractNum w:abstractNumId="1" w15:restartNumberingAfterBreak="0">
+  <w:abstractNum w:abstractNumId="2" w15:restartNumberingAfterBreak="0">
+    <w:nsid w:val="488D1B72"/>
+    <w:multiLevelType w:val="multilevel"/>
+    <w:tmpl w:val="2C18FBD6"/>
+    <w:lvl w:ilvl="0">
+      <w:start w:val="1"/>
+      <w:numFmt w:val="bullet"/>
+      <w:lvlText w:val=""/>
+      <w:lvlJc w:val="left"/>
+      <w:pPr>
+        <w:tabs>
+          <w:tab w:val="num" w:pos="720"/>
+        </w:tabs>
+        <w:ind w:left="720" w:hanging="360"/>
+      </w:pPr>
+      <w:rPr>
+        <w:rFonts w:ascii="Symbol" w:hAnsi="Symbol" w:hint="default"/>
+        <w:sz w:val="20"/>
+      </w:rPr>
+    </w:lvl>
+    <w:lvl w:ilvl="1" w:tentative="1">
+      <w:start w:val="1"/>
+      <w:numFmt w:val="bullet"/>
+      <w:lvlText w:val="o"/>
+      <w:lvlJc w:val="left"/>
+      <w:pPr>
+        <w:tabs>
+          <w:tab w:val="num" w:pos="1440"/>
+        </w:tabs>
+        <w:ind w:left="1440" w:hanging="360"/>
+      </w:pPr>
+      <w:rPr>
+        <w:rFonts w:ascii="Courier New" w:hAnsi="Courier New" w:hint="default"/>
+        <w:sz w:val="20"/>
+      </w:rPr>
+    </w:lvl>
+    <w:lvl w:ilvl="2" w:tentative="1">
+      <w:start w:val="1"/>
+      <w:numFmt w:val="bullet"/>
+      <w:lvlText w:val=""/>
+      <w:lvlJc w:val="left"/>
+      <w:pPr>
+        <w:tabs>
+          <w:tab w:val="num" w:pos="2160"/>
+        </w:tabs>
+        <w:ind w:left="2160" w:hanging="360"/>
+      </w:pPr>
+      <w:rPr>
+        <w:rFonts w:ascii="Wingdings" w:hAnsi="Wingdings" w:hint="default"/>
+        <w:sz w:val="20"/>
+      </w:rPr>
+    </w:lvl>
+    <w:lvl w:ilvl="3" w:tentative="1">
+      <w:start w:val="1"/>
+      <w:numFmt w:val="bullet"/>
+      <w:lvlText w:val=""/>
+      <w:lvlJc w:val="left"/>
+      <w:pPr>
+        <w:tabs>
+          <w:tab w:val="num" w:pos="2880"/>
+        </w:tabs>
+        <w:ind w:left="2880" w:hanging="360"/>
+      </w:pPr>
+      <w:rPr>
+        <w:rFonts w:ascii="Wingdings" w:hAnsi="Wingdings" w:hint="default"/>
+        <w:sz w:val="20"/>
+      </w:rPr>
+    </w:lvl>
+    <w:lvl w:ilvl="4" w:tentative="1">
+      <w:start w:val="1"/>
+      <w:numFmt w:val="bullet"/>
+      <w:lvlText w:val=""/>
+      <w:lvlJc w:val="left"/>
+      <w:pPr>
+        <w:tabs>
+          <w:tab w:val="num" w:pos="3600"/>
+        </w:tabs>
+        <w:ind w:left="3600" w:hanging="360"/>
+      </w:pPr>
+      <w:rPr>
+        <w:rFonts w:ascii="Wingdings" w:hAnsi="Wingdings" w:hint="default"/>
+        <w:sz w:val="20"/>
+      </w:rPr>
+    </w:lvl>
+    <w:lvl w:ilvl="5" w:tentative="1">
+      <w:start w:val="1"/>
+      <w:numFmt w:val="bullet"/>
+      <w:lvlText w:val=""/>
+      <w:lvlJc w:val="left"/>
+      <w:pPr>
+        <w:tabs>
+          <w:tab w:val="num" w:pos="4320"/>
+        </w:tabs>
+        <w:ind w:left="4320" w:hanging="360"/>
+      </w:pPr>
+      <w:rPr>
+        <w:rFonts w:ascii="Wingdings" w:hAnsi="Wingdings" w:hint="default"/>
+        <w:sz w:val="20"/>
+      </w:rPr>
+    </w:lvl>
+    <w:lvl w:ilvl="6" w:tentative="1">
+      <w:start w:val="1"/>
+      <w:numFmt w:val="bullet"/>
+      <w:lvlText w:val=""/>
+      <w:lvlJc w:val="left"/>
+      <w:pPr>
+        <w:tabs>
+          <w:tab w:val="num" w:pos="5040"/>
+        </w:tabs>
+        <w:ind w:left="5040" w:hanging="360"/>
+      </w:pPr>
+      <w:rPr>
+        <w:rFonts w:ascii="Wingdings" w:hAnsi="Wingdings" w:hint="default"/>
+        <w:sz w:val="20"/>
+      </w:rPr>
+    </w:lvl>
+    <w:lvl w:ilvl="7" w:tentative="1">
+      <w:start w:val="1"/>
+      <w:numFmt w:val="bullet"/>
+      <w:lvlText w:val=""/>
+      <w:lvlJc w:val="left"/>
+      <w:pPr>
+        <w:tabs>
+          <w:tab w:val="num" w:pos="5760"/>
+        </w:tabs>
+        <w:ind w:left="5760" w:hanging="360"/>
+      </w:pPr>
+      <w:rPr>
+        <w:rFonts w:ascii="Wingdings" w:hAnsi="Wingdings" w:hint="default"/>
+        <w:sz w:val="20"/>
+      </w:rPr>
+    </w:lvl>
+    <w:lvl w:ilvl="8" w:tentative="1">
+      <w:start w:val="1"/>
+      <w:numFmt w:val="bullet"/>
+      <w:lvlText w:val=""/>
+      <w:lvlJc w:val="left"/>
+      <w:pPr>
+        <w:tabs>
+          <w:tab w:val="num" w:pos="6480"/>
+        </w:tabs>
+        <w:ind w:left="6480" w:hanging="360"/>
+      </w:pPr>
+      <w:rPr>
+        <w:rFonts w:ascii="Wingdings" w:hAnsi="Wingdings" w:hint="default"/>
+        <w:sz w:val="20"/>
+      </w:rPr>
+    </w:lvl>
+  </w:abstractNum>
+  <w:abstractNum w:abstractNumId="3" w15:restartNumberingAfterBreak="0">
     <w:nsid w:val="55F3058A"/>
     <w:multiLevelType w:val="multilevel"/>
     <w:tmpl w:val="440E4AB6"/>
@@ -1446,7 +2294,124 @@
       </w:rPr>
     </w:lvl>
   </w:abstractNum>
-  <w:abstractNum w:abstractNumId="2" w15:restartNumberingAfterBreak="0">
+  <w:abstractNum w:abstractNumId="4" w15:restartNumberingAfterBreak="0">
+    <w:nsid w:val="688D2CA6"/>
+    <w:multiLevelType w:val="multilevel"/>
+    <w:tmpl w:val="1A2C6642"/>
+    <w:lvl w:ilvl="0">
+      <w:start w:val="1"/>
+      <w:numFmt w:val="decimal"/>
+      <w:lvlText w:val="%1."/>
+      <w:lvlJc w:val="left"/>
+      <w:pPr>
+        <w:tabs>
+          <w:tab w:val="num" w:pos="720"/>
+        </w:tabs>
+        <w:ind w:left="720" w:hanging="360"/>
+      </w:pPr>
+    </w:lvl>
+    <w:lvl w:ilvl="1">
+      <w:start w:val="1"/>
+      <w:numFmt w:val="bullet"/>
+      <w:lvlText w:val="o"/>
+      <w:lvlJc w:val="left"/>
+      <w:pPr>
+        <w:tabs>
+          <w:tab w:val="num" w:pos="1440"/>
+        </w:tabs>
+        <w:ind w:left="1440" w:hanging="360"/>
+      </w:pPr>
+      <w:rPr>
+        <w:rFonts w:ascii="Courier New" w:hAnsi="Courier New" w:hint="default"/>
+        <w:sz w:val="20"/>
+      </w:rPr>
+    </w:lvl>
+    <w:lvl w:ilvl="2" w:tentative="1">
+      <w:start w:val="1"/>
+      <w:numFmt w:val="decimal"/>
+      <w:lvlText w:val="%3."/>
+      <w:lvlJc w:val="left"/>
+      <w:pPr>
+        <w:tabs>
+          <w:tab w:val="num" w:pos="2160"/>
+        </w:tabs>
+        <w:ind w:left="2160" w:hanging="360"/>
+      </w:pPr>
+    </w:lvl>
+    <w:lvl w:ilvl="3" w:tentative="1">
+      <w:start w:val="1"/>
+      <w:numFmt w:val="decimal"/>
+      <w:lvlText w:val="%4."/>
+      <w:lvlJc w:val="left"/>
+      <w:pPr>
+        <w:tabs>
+          <w:tab w:val="num" w:pos="2880"/>
+        </w:tabs>
+        <w:ind w:left="2880" w:hanging="360"/>
+      </w:pPr>
+    </w:lvl>
+    <w:lvl w:ilvl="4" w:tentative="1">
+      <w:start w:val="1"/>
+      <w:numFmt w:val="decimal"/>
+      <w:lvlText w:val="%5."/>
+      <w:lvlJc w:val="left"/>
+      <w:pPr>
+        <w:tabs>
+          <w:tab w:val="num" w:pos="3600"/>
+        </w:tabs>
+        <w:ind w:left="3600" w:hanging="360"/>
+      </w:pPr>
+    </w:lvl>
+    <w:lvl w:ilvl="5" w:tentative="1">
+      <w:start w:val="1"/>
+      <w:numFmt w:val="decimal"/>
+      <w:lvlText w:val="%6."/>
+      <w:lvlJc w:val="left"/>
+      <w:pPr>
+        <w:tabs>
+          <w:tab w:val="num" w:pos="4320"/>
+        </w:tabs>
+        <w:ind w:left="4320" w:hanging="360"/>
+      </w:pPr>
+    </w:lvl>
+    <w:lvl w:ilvl="6" w:tentative="1">
+      <w:start w:val="1"/>
+      <w:numFmt w:val="decimal"/>
+      <w:lvlText w:val="%7."/>
+      <w:lvlJc w:val="left"/>
+      <w:pPr>
+        <w:tabs>
+          <w:tab w:val="num" w:pos="5040"/>
+        </w:tabs>
+        <w:ind w:left="5040" w:hanging="360"/>
+      </w:pPr>
+    </w:lvl>
+    <w:lvl w:ilvl="7" w:tentative="1">
+      <w:start w:val="1"/>
+      <w:numFmt w:val="decimal"/>
+      <w:lvlText w:val="%8."/>
+      <w:lvlJc w:val="left"/>
+      <w:pPr>
+        <w:tabs>
+          <w:tab w:val="num" w:pos="5760"/>
+        </w:tabs>
+        <w:ind w:left="5760" w:hanging="360"/>
+      </w:pPr>
+    </w:lvl>
+    <w:lvl w:ilvl="8" w:tentative="1">
+      <w:start w:val="1"/>
+      <w:numFmt w:val="decimal"/>
+      <w:lvlText w:val="%9."/>
+      <w:lvlJc w:val="left"/>
+      <w:pPr>
+        <w:tabs>
+          <w:tab w:val="num" w:pos="6480"/>
+        </w:tabs>
+        <w:ind w:left="6480" w:hanging="360"/>
+      </w:pPr>
+    </w:lvl>
+  </w:abstractNum>
+  <w:abstractNum w:abstractNumId="5" w15:restartNumberingAfterBreak="0">
     <w:nsid w:val="7E92016B"/>
     <w:multiLevelType w:val="multilevel"/>
     <w:tmpl w:val="18ACF8C4"/>
@@ -1560,12 +2525,21 @@
     </w:lvl>
   </w:abstractNum>
   <w:num w:numId="1" w16cid:durableId="1244219799">
+    <w:abstractNumId w:val="3"/>
+  </w:num>
+  <w:num w:numId="2" w16cid:durableId="1734039985">
     <w:abstractNumId w:val="1"/>
   </w:num>
-  <w:num w:numId="2" w16cid:durableId="1734039985">
+  <w:num w:numId="3" w16cid:durableId="91903863">
+    <w:abstractNumId w:val="5"/>
+  </w:num>
+  <w:num w:numId="4" w16cid:durableId="616642175">
     <w:abstractNumId w:val="0"/>
   </w:num>
-  <w:num w:numId="3" w16cid:durableId="91903863">
+  <w:num w:numId="5" w16cid:durableId="604658672">
+    <w:abstractNumId w:val="4"/>
+  </w:num>
+  <w:num w:numId="6" w16cid:durableId="1740981277">
     <w:abstractNumId w:val="2"/>
   </w:num>
 </w:numbering>
@@ -2173,6 +3147,7 @@
   <w:style w:type="character" w:default="1" w:styleId="a0">
     <w:name w:val="Default Paragraph Font"/>
     <w:uiPriority w:val="1"/>
+    <w:semiHidden/>
     <w:unhideWhenUsed/>
   </w:style>
   <w:style w:type="table" w:default="1" w:styleId="a1">
